--- a/public/husseindeebCV.docx
+++ b/public/husseindeebCV.docx
@@ -150,6 +150,61 @@
           <w:t>Github</w:t>
         </w:r>
         <w:proofErr w:type="spellEnd"/>
+      </w:hyperlink>
+      <w:r>
+        <w:rPr>
+          <w:rStyle w:val="Hyperlink"/>
+          <w:color w:val="auto"/>
+          <w:sz w:val="22"/>
+          <w:u w:val="none"/>
+        </w:rPr>
+        <w:t xml:space="preserve"> |</w:t>
+      </w:r>
+      <w:hyperlink r:id="rId8" w:history="1">
+        <w:r>
+          <w:rPr>
+            <w:rStyle w:val="Hyperlink"/>
+            <w:sz w:val="22"/>
+            <w:u w:val="none"/>
+          </w:rPr>
+          <w:t xml:space="preserve"> </w:t>
+        </w:r>
+        <w:r>
+          <w:rPr>
+            <w:rStyle w:val="Hyperlink"/>
+            <w:color w:val="000000" w:themeColor="text1"/>
+            <w:sz w:val="22"/>
+            <w:u w:val="none"/>
+          </w:rPr>
+          <w:t>P</w:t>
+        </w:r>
+        <w:r>
+          <w:rPr>
+            <w:rStyle w:val="Hyperlink"/>
+            <w:color w:val="000000" w:themeColor="text1"/>
+            <w:sz w:val="22"/>
+            <w:u w:val="none"/>
+          </w:rPr>
+          <w:t>or</w:t>
+        </w:r>
+        <w:r>
+          <w:rPr>
+            <w:rStyle w:val="Hyperlink"/>
+            <w:color w:val="000000" w:themeColor="text1"/>
+            <w:sz w:val="22"/>
+            <w:u w:val="none"/>
+          </w:rPr>
+          <w:t>t</w:t>
+        </w:r>
+        <w:r>
+          <w:rPr>
+            <w:rStyle w:val="Hyperlink"/>
+            <w:color w:val="000000" w:themeColor="text1"/>
+            <w:sz w:val="22"/>
+            <w:u w:val="none"/>
+          </w:rPr>
+          <w:t>folio</w:t>
+        </w:r>
       </w:hyperlink>
     </w:p>
     <w:p/>
@@ -1179,7 +1234,7 @@
       <w:r>
         <w:t xml:space="preserve"> </w:t>
       </w:r>
-      <w:hyperlink r:id="rId8" w:history="1">
+      <w:hyperlink r:id="rId9" w:history="1">
         <w:r>
           <w:rPr>
             <w:rStyle w:val="Hyperlink"/>
@@ -1661,7 +1716,7 @@
         </w:rPr>
         <w:t xml:space="preserve">Restaurants Online  </w:t>
       </w:r>
-      <w:hyperlink r:id="rId9" w:history="1">
+      <w:hyperlink r:id="rId10" w:history="1">
         <w:proofErr w:type="spellStart"/>
         <w:proofErr w:type="gramStart"/>
         <w:r>
